--- a/reportes_generados/reporte_entrenamiento.docx
+++ b/reportes_generados/reporte_entrenamiento.docx
@@ -30,7 +30,7 @@
         <w:jc w:val="center"/>
       </w:pPr>
       <w:r>
-        <w:t>Generado automáticamente el 2026-07-08 06:22</w:t>
+        <w:t>Generado automáticamente el 2026-07-09 11:40</w:t>
       </w:r>
     </w:p>
     <w:p>
